--- a/docs/legal/word/ピタフレ特定商取引法に基づく表記.docx
+++ b/docs/legal/word/ピタフレ特定商取引法に基づく表記.docx
@@ -1534,320 +1534,304 @@
     </w:p>
     <w:p>
       <w:pPr>
-        <w:keepNext/>
         <w:pBdr>
-          <w:bottom w:val="single" w:color="B9B2A6" w:sz="6" w:space="4"/>
+          <w:top w:val="single" w:color="F2EFE9" w:sz="2" w:space="6"/>
+          <w:bottom w:val="single" w:color="F2EFE9" w:sz="2" w:space="6"/>
+          <w:left w:val="single" w:color="B9B2A6" w:sz="12" w:space="6"/>
+          <w:right w:val="single" w:color="F2EFE9" w:sz="2" w:space="6"/>
         </w:pBdr>
-        <w:spacing w:after="140" w:before="320"/>
+        <w:shd w:fill="F2EFE9" w:color="auto" w:val="clear"/>
+        <w:spacing w:after="160" w:before="120" w:line="260"/>
+        <w:ind w:left="226" w:right="113"/>
       </w:pPr>
+      <w:r>
+        <w:rPr>
+          <w:rFonts w:ascii="Yu Gothic" w:eastAsia="Yu Gothic" w:hAnsi="Yu Gothic"/>
+          <w:color w:val="4A4A4A"/>
+          <w:sz w:val="17"/>
+          <w:szCs w:val="17"/>
+        </w:rPr>
+        <w:t xml:space="preserve">〔※</w:t>
+      </w:r>
       <w:r>
         <w:rPr>
           <w:rFonts w:ascii="Yu Gothic" w:eastAsia="Yu Gothic" w:hAnsi="Yu Gothic"/>
           <w:b/>
           <w:bCs/>
-          <w:color w:val="1A1A1A"/>
-          <w:sz w:val="24"/>
-          <w:szCs w:val="24"/>
+          <w:color w:val="4A4A4A"/>
+          <w:sz w:val="17"/>
+          <w:szCs w:val="17"/>
         </w:rPr>
         <w:t xml:space="preserve">補足メモ（レビュー用・公開版には載せない）</w:t>
-      </w:r>
-    </w:p>
-    <w:p>
-      <w:pPr>
-        <w:spacing w:after="60" w:before="60" w:line="300"/>
-        <w:ind w:left="340" w:hanging="226"/>
-      </w:pPr>
-      <w:r>
-        <w:rPr>
-          <w:rFonts w:ascii="Yu Mincho" w:eastAsia="Yu Mincho" w:hAnsi="Yu Mincho"/>
-          <w:color w:val="1A1A1A"/>
-          <w:sz w:val="21"/>
-          <w:szCs w:val="21"/>
-        </w:rPr>
-        <w:t xml:space="preserve">・</w:t>
-      </w:r>
-      <w:r>
-        <w:rPr>
-          <w:rFonts w:ascii="Yu Mincho" w:eastAsia="Yu Mincho" w:hAnsi="Yu Mincho"/>
-          <w:b/>
-          <w:bCs/>
-          <w:color w:val="1A1A1A"/>
-          <w:sz w:val="21"/>
-          <w:szCs w:val="21"/>
-        </w:rPr>
-        <w:t xml:space="preserve">住所・電話番号の「請求時開示」運用</w:t>
-      </w:r>
-      <w:r>
-        <w:rPr>
-          <w:rFonts w:ascii="Yu Mincho" w:eastAsia="Yu Mincho" w:hAnsi="Yu Mincho"/>
-          <w:color w:val="1A1A1A"/>
-          <w:sz w:val="21"/>
-          <w:szCs w:val="21"/>
-        </w:rPr>
-        <w:t xml:space="preserve">: 特商法の通信販売では、一定の要件（広告に「請求があれば遅滞なく開示する」旨を表示し、実際に遅滞なく開示できる体制があること等）を満たせば、常時掲載を省略できる余地があるとされるが、プラットフォーム・アプリストアの審査基準では常時記載を求められることも多い。</w:t>
-      </w:r>
-      <w:r>
-        <w:rPr>
-          <w:rFonts w:ascii="Yu Mincho" w:eastAsia="Yu Mincho" w:hAnsi="Yu Mincho"/>
-          <w:b/>
-          <w:bCs/>
-          <w:color w:val="1A1A1A"/>
-          <w:sz w:val="21"/>
-          <w:szCs w:val="21"/>
-        </w:rPr>
-        <w:t xml:space="preserve">個人の自宅住所を公開したくない場合の実務対応</w:t>
-      </w:r>
-      <w:r>
-        <w:rPr>
-          <w:rFonts w:ascii="Yu Mincho" w:eastAsia="Yu Mincho" w:hAnsi="Yu Mincho"/>
-          <w:color w:val="1A1A1A"/>
-          <w:sz w:val="21"/>
-          <w:szCs w:val="21"/>
-        </w:rPr>
-        <w:t xml:space="preserve">（バーチャルオフィス等の可否を含む）を専門家に確認すること。</w:t>
-      </w:r>
-    </w:p>
-    <w:p>
-      <w:pPr>
-        <w:spacing w:after="60" w:before="60" w:line="300"/>
-        <w:ind w:left="623" w:hanging="226"/>
-      </w:pPr>
-      <w:r>
-        <w:rPr>
-          <w:rFonts w:ascii="Yu Mincho" w:eastAsia="Yu Mincho" w:hAnsi="Yu Mincho"/>
-          <w:color w:val="1A1A1A"/>
-          <w:sz w:val="21"/>
-          <w:szCs w:val="21"/>
-        </w:rPr>
-        <w:t xml:space="preserve">・</w:t>
-      </w:r>
-      <w:r>
-        <w:rPr>
-          <w:rFonts w:ascii="Yu Mincho" w:eastAsia="Yu Mincho" w:hAnsi="Yu Mincho"/>
-          <w:b/>
-          <w:bCs/>
-          <w:color w:val="1A1A1A"/>
-          <w:sz w:val="21"/>
-          <w:szCs w:val="21"/>
-        </w:rPr>
-        <w:t xml:space="preserve">2026-08-03 追記</w:t>
-      </w:r>
-      <w:r>
-        <w:rPr>
-          <w:rFonts w:ascii="Yu Mincho" w:eastAsia="Yu Mincho" w:hAnsi="Yu Mincho"/>
-          <w:color w:val="1A1A1A"/>
-          <w:sz w:val="21"/>
-          <w:szCs w:val="21"/>
-        </w:rPr>
-        <w:t xml:space="preserve">: 弁護士（Q17）は「口座は自宅住所で開設し、特商法表記は当面は請求時開示、必要が生じたらバーチャルオフィスへ移行」という順序を示していた。ただし</w:t>
-      </w:r>
-      <w:r>
-        <w:rPr>
-          <w:rFonts w:ascii="Yu Mincho" w:eastAsia="Yu Mincho" w:hAnsi="Yu Mincho"/>
-          <w:b/>
-          <w:bCs/>
-          <w:color w:val="1A1A1A"/>
-          <w:sz w:val="21"/>
-          <w:szCs w:val="21"/>
-        </w:rPr>
-        <w:t xml:space="preserve">銀行の口座開設審査で、サイトに出ている事業者情報が申込内容と一致していることを求められた</w:t>
-      </w:r>
-      <w:r>
-        <w:rPr>
-          <w:rFonts w:ascii="Yu Mincho" w:eastAsia="Yu Mincho" w:hAnsi="Yu Mincho"/>
-          <w:color w:val="1A1A1A"/>
-          <w:sz w:val="21"/>
-          <w:szCs w:val="21"/>
-        </w:rPr>
-        <w:t xml:space="preserve">ため、順序が前倒しになる。表示の切替えは </w:t>
-      </w:r>
-      <w:r>
-        <w:rPr>
-          <w:rFonts w:ascii="Consolas" w:eastAsia="Yu Gothic" w:hAnsi="Consolas"/>
-          <w:color w:val="1A1A1A"/>
-          <w:sz w:val="19"/>
-          <w:szCs w:val="19"/>
-        </w:rPr>
-        <w:t xml:space="preserve">src/content/businessInfo.ts</w:t>
-      </w:r>
-      <w:r>
-        <w:rPr>
-          <w:rFonts w:ascii="Yu Mincho" w:eastAsia="Yu Mincho" w:hAnsi="Yu Mincho"/>
-          <w:color w:val="1A1A1A"/>
-          <w:sz w:val="21"/>
-          <w:szCs w:val="21"/>
-        </w:rPr>
-        <w:t xml:space="preserve"> の </w:t>
-      </w:r>
-      <w:r>
-        <w:rPr>
-          <w:rFonts w:ascii="Consolas" w:eastAsia="Yu Gothic" w:hAnsi="Consolas"/>
-          <w:color w:val="1A1A1A"/>
-          <w:sz w:val="19"/>
-          <w:szCs w:val="19"/>
-        </w:rPr>
-        <w:t xml:space="preserve">ADDRESS_DISCLOSURE</w:t>
-      </w:r>
-      <w:r>
-        <w:rPr>
-          <w:rFonts w:ascii="Yu Mincho" w:eastAsia="Yu Mincho" w:hAnsi="Yu Mincho"/>
-          <w:color w:val="1A1A1A"/>
-          <w:sz w:val="21"/>
-          <w:szCs w:val="21"/>
-        </w:rPr>
-        <w:t xml:space="preserve"> の1行で、条文には触れない。バーチャルオフィスへ移すときも </w:t>
-      </w:r>
-      <w:r>
-        <w:rPr>
-          <w:rFonts w:ascii="Consolas" w:eastAsia="Yu Gothic" w:hAnsi="Consolas"/>
-          <w:color w:val="1A1A1A"/>
-          <w:sz w:val="19"/>
-          <w:szCs w:val="19"/>
-        </w:rPr>
-        <w:t xml:space="preserve">address</w:t>
-      </w:r>
-      <w:r>
-        <w:rPr>
-          <w:rFonts w:ascii="Yu Mincho" w:eastAsia="Yu Mincho" w:hAnsi="Yu Mincho"/>
-          <w:color w:val="1A1A1A"/>
-          <w:sz w:val="21"/>
-          <w:szCs w:val="21"/>
-        </w:rPr>
-        <w:t xml:space="preserve"> を差し替えるだけでよい。</w:t>
-      </w:r>
-    </w:p>
-    <w:p>
-      <w:pPr>
-        <w:spacing w:after="60" w:before="60" w:line="300"/>
-        <w:ind w:left="623" w:hanging="226"/>
-      </w:pPr>
-      <w:r>
-        <w:rPr>
-          <w:rFonts w:ascii="Yu Mincho" w:eastAsia="Yu Mincho" w:hAnsi="Yu Mincho"/>
-          <w:color w:val="1A1A1A"/>
-          <w:sz w:val="21"/>
-          <w:szCs w:val="21"/>
-        </w:rPr>
-        <w:t xml:space="preserve">・この表の氏名・所在地・電話番号・メールアドレスは、</w:t>
-      </w:r>
-      <w:r>
-        <w:rPr>
-          <w:rFonts w:ascii="Consolas" w:eastAsia="Yu Gothic" w:hAnsi="Consolas"/>
-          <w:color w:val="1A1A1A"/>
-          <w:sz w:val="19"/>
-          <w:szCs w:val="19"/>
-        </w:rPr>
-        <w:t xml:space="preserve">businessInfo.ts</w:t>
-      </w:r>
-      <w:r>
-        <w:rPr>
-          <w:rFonts w:ascii="Yu Mincho" w:eastAsia="Yu Mincho" w:hAnsi="Yu Mincho"/>
-          <w:color w:val="1A1A1A"/>
-          <w:sz w:val="21"/>
-          <w:szCs w:val="21"/>
-        </w:rPr>
-        <w:t xml:space="preserve"> から差し込まれる。</w:t>
-      </w:r>
-      <w:r>
-        <w:rPr>
-          <w:rFonts w:ascii="Yu Mincho" w:eastAsia="Yu Mincho" w:hAnsi="Yu Mincho"/>
-          <w:b/>
-          <w:bCs/>
-          <w:color w:val="1A1A1A"/>
-          <w:sz w:val="21"/>
-          <w:szCs w:val="21"/>
-        </w:rPr>
-        <w:t xml:space="preserve">このファイルに直接書かないこと</w:t>
-      </w:r>
-      <w:r>
-        <w:rPr>
-          <w:rFonts w:ascii="Yu Mincho" w:eastAsia="Yu Mincho" w:hAnsi="Yu Mincho"/>
-          <w:color w:val="1A1A1A"/>
-          <w:sz w:val="21"/>
-          <w:szCs w:val="21"/>
-        </w:rPr>
-        <w:t xml:space="preserve">（利用規約・プライバシーポリシー・資金決済法表示と食い違う）。</w:t>
-      </w:r>
-    </w:p>
-    <w:p>
-      <w:pPr>
-        <w:spacing w:after="60" w:before="60" w:line="300"/>
-        <w:ind w:left="340" w:hanging="226"/>
-      </w:pPr>
-      <w:r>
-        <w:rPr>
-          <w:rFonts w:ascii="Yu Mincho" w:eastAsia="Yu Mincho" w:hAnsi="Yu Mincho"/>
-          <w:color w:val="1A1A1A"/>
-          <w:sz w:val="21"/>
-          <w:szCs w:val="21"/>
-        </w:rPr>
-        <w:t xml:space="preserve">・</w:t>
-      </w:r>
-      <w:r>
-        <w:rPr>
-          <w:rFonts w:ascii="Yu Mincho" w:eastAsia="Yu Mincho" w:hAnsi="Yu Mincho"/>
-          <w:b/>
-          <w:bCs/>
-          <w:color w:val="1A1A1A"/>
-          <w:sz w:val="21"/>
-          <w:szCs w:val="21"/>
-        </w:rPr>
-        <w:t xml:space="preserve">アプリ内課金（IAP）を使う場合</w:t>
-      </w:r>
-      <w:r>
-        <w:rPr>
-          <w:rFonts w:ascii="Yu Mincho" w:eastAsia="Yu Mincho" w:hAnsi="Yu Mincho"/>
-          <w:color w:val="1A1A1A"/>
-          <w:sz w:val="21"/>
-          <w:szCs w:val="21"/>
-        </w:rPr>
-        <w:t xml:space="preserve">: Apple/Google のIAPを経由する場合、返金・表示のルールはプラットフォーム規約にも従う必要があり、特商法表記との整合を確認すること。</w:t>
-      </w:r>
-    </w:p>
-    <w:p>
-      <w:pPr>
-        <w:spacing w:after="60" w:before="60" w:line="300"/>
-        <w:ind w:left="340" w:hanging="226"/>
-      </w:pPr>
-      <w:r>
-        <w:rPr>
-          <w:rFonts w:ascii="Yu Mincho" w:eastAsia="Yu Mincho" w:hAnsi="Yu Mincho"/>
-          <w:color w:val="1A1A1A"/>
-          <w:sz w:val="21"/>
-          <w:szCs w:val="21"/>
-        </w:rPr>
-        <w:t xml:space="preserve">・コインの有効期限・払い戻しの範囲は、資金決済法の整理（前払式支払手段該当性）と必ずセットで確定すること。</w:t>
       </w:r>
     </w:p>
     <w:p>
       <w:pPr>
         <w:pBdr>
-          <w:bottom w:val="single" w:color="B9B2A6" w:sz="4" w:space="2"/>
+          <w:top w:val="single" w:color="F2EFE9" w:sz="2" w:space="6"/>
+          <w:bottom w:val="single" w:color="F2EFE9" w:sz="2" w:space="6"/>
+          <w:left w:val="single" w:color="B9B2A6" w:sz="12" w:space="6"/>
+          <w:right w:val="single" w:color="F2EFE9" w:sz="2" w:space="6"/>
         </w:pBdr>
-        <w:spacing w:after="200" w:before="200"/>
+        <w:shd w:fill="F2EFE9" w:color="auto" w:val="clear"/>
+        <w:spacing w:after="160" w:before="120" w:line="260"/>
+        <w:ind w:left="226" w:right="113"/>
       </w:pPr>
       <w:r>
         <w:rPr>
-          <w:sz w:val="2"/>
-          <w:szCs w:val="2"/>
-        </w:rPr>
-        <w:t xml:space="preserve"/>
+          <w:rFonts w:ascii="Yu Gothic" w:eastAsia="Yu Gothic" w:hAnsi="Yu Gothic"/>
+          <w:color w:val="4A4A4A"/>
+          <w:sz w:val="17"/>
+          <w:szCs w:val="17"/>
+        </w:rPr>
+        <w:t xml:space="preserve">- </w:t>
+      </w:r>
+      <w:r>
+        <w:rPr>
+          <w:rFonts w:ascii="Yu Gothic" w:eastAsia="Yu Gothic" w:hAnsi="Yu Gothic"/>
+          <w:b/>
+          <w:bCs/>
+          <w:color w:val="4A4A4A"/>
+          <w:sz w:val="17"/>
+          <w:szCs w:val="17"/>
+        </w:rPr>
+        <w:t xml:space="preserve">住所・電話番号の「請求時開示」運用</w:t>
+      </w:r>
+      <w:r>
+        <w:rPr>
+          <w:rFonts w:ascii="Yu Gothic" w:eastAsia="Yu Gothic" w:hAnsi="Yu Gothic"/>
+          <w:color w:val="4A4A4A"/>
+          <w:sz w:val="17"/>
+          <w:szCs w:val="17"/>
+        </w:rPr>
+        <w:t xml:space="preserve">: 特商法の通信販売では、一定の要件（広告に「請求があれば遅滞なく開示する」旨を表示し、実際に遅滞なく開示できる体制があること等）を満たせば、常時掲載を省略できる余地があるとされるが、プラットフォーム・アプリストアの審査基準では常時記載を求められることも多い。</w:t>
+      </w:r>
+      <w:r>
+        <w:rPr>
+          <w:rFonts w:ascii="Yu Gothic" w:eastAsia="Yu Gothic" w:hAnsi="Yu Gothic"/>
+          <w:b/>
+          <w:bCs/>
+          <w:color w:val="4A4A4A"/>
+          <w:sz w:val="17"/>
+          <w:szCs w:val="17"/>
+        </w:rPr>
+        <w:t xml:space="preserve">個人の自宅住所を公開したくない場合の実務対応</w:t>
+      </w:r>
+      <w:r>
+        <w:rPr>
+          <w:rFonts w:ascii="Yu Gothic" w:eastAsia="Yu Gothic" w:hAnsi="Yu Gothic"/>
+          <w:color w:val="4A4A4A"/>
+          <w:sz w:val="17"/>
+          <w:szCs w:val="17"/>
+        </w:rPr>
+        <w:t xml:space="preserve">（バーチャルオフィス等の可否を含む）を専門家に確認すること。- </w:t>
+      </w:r>
+      <w:r>
+        <w:rPr>
+          <w:rFonts w:ascii="Yu Gothic" w:eastAsia="Yu Gothic" w:hAnsi="Yu Gothic"/>
+          <w:b/>
+          <w:bCs/>
+          <w:color w:val="4A4A4A"/>
+          <w:sz w:val="17"/>
+          <w:szCs w:val="17"/>
+        </w:rPr>
+        <w:t xml:space="preserve">2026-08-03 追記</w:t>
+      </w:r>
+      <w:r>
+        <w:rPr>
+          <w:rFonts w:ascii="Yu Gothic" w:eastAsia="Yu Gothic" w:hAnsi="Yu Gothic"/>
+          <w:color w:val="4A4A4A"/>
+          <w:sz w:val="17"/>
+          <w:szCs w:val="17"/>
+        </w:rPr>
+        <w:t xml:space="preserve">: 弁護士（Q17）は「口座は自宅住所で開設し、特商法表記は当面は請求時開示、必要が生じたらバーチャルオフィスへ移行」という順序を示していた。ただし</w:t>
+      </w:r>
+      <w:r>
+        <w:rPr>
+          <w:rFonts w:ascii="Yu Gothic" w:eastAsia="Yu Gothic" w:hAnsi="Yu Gothic"/>
+          <w:b/>
+          <w:bCs/>
+          <w:color w:val="4A4A4A"/>
+          <w:sz w:val="17"/>
+          <w:szCs w:val="17"/>
+        </w:rPr>
+        <w:t xml:space="preserve">銀行の口座開設審査で、サイトに出ている事業者情報が申込内容と一致していることを求められた</w:t>
+      </w:r>
+      <w:r>
+        <w:rPr>
+          <w:rFonts w:ascii="Yu Gothic" w:eastAsia="Yu Gothic" w:hAnsi="Yu Gothic"/>
+          <w:color w:val="4A4A4A"/>
+          <w:sz w:val="17"/>
+          <w:szCs w:val="17"/>
+        </w:rPr>
+        <w:t xml:space="preserve">ため、順序が前倒しになる。表示の切替えは </w:t>
+      </w:r>
+      <w:r>
+        <w:rPr>
+          <w:rFonts w:ascii="Consolas" w:eastAsia="Yu Gothic" w:hAnsi="Consolas"/>
+          <w:color w:val="4A4A4A"/>
+          <w:sz w:val="15"/>
+          <w:szCs w:val="15"/>
+        </w:rPr>
+        <w:t xml:space="preserve">src/content/businessInfo.ts</w:t>
+      </w:r>
+      <w:r>
+        <w:rPr>
+          <w:rFonts w:ascii="Yu Gothic" w:eastAsia="Yu Gothic" w:hAnsi="Yu Gothic"/>
+          <w:color w:val="4A4A4A"/>
+          <w:sz w:val="17"/>
+          <w:szCs w:val="17"/>
+        </w:rPr>
+        <w:t xml:space="preserve"> の </w:t>
+      </w:r>
+      <w:r>
+        <w:rPr>
+          <w:rFonts w:ascii="Consolas" w:eastAsia="Yu Gothic" w:hAnsi="Consolas"/>
+          <w:color w:val="4A4A4A"/>
+          <w:sz w:val="15"/>
+          <w:szCs w:val="15"/>
+        </w:rPr>
+        <w:t xml:space="preserve">ADDRESS_DISCLOSURE</w:t>
+      </w:r>
+      <w:r>
+        <w:rPr>
+          <w:rFonts w:ascii="Yu Gothic" w:eastAsia="Yu Gothic" w:hAnsi="Yu Gothic"/>
+          <w:color w:val="4A4A4A"/>
+          <w:sz w:val="17"/>
+          <w:szCs w:val="17"/>
+        </w:rPr>
+        <w:t xml:space="preserve"> の1行で、条文には触れない。バーチャルオフィスへ移すときも </w:t>
+      </w:r>
+      <w:r>
+        <w:rPr>
+          <w:rFonts w:ascii="Consolas" w:eastAsia="Yu Gothic" w:hAnsi="Consolas"/>
+          <w:color w:val="4A4A4A"/>
+          <w:sz w:val="15"/>
+          <w:szCs w:val="15"/>
+        </w:rPr>
+        <w:t xml:space="preserve">address</w:t>
+      </w:r>
+      <w:r>
+        <w:rPr>
+          <w:rFonts w:ascii="Yu Gothic" w:eastAsia="Yu Gothic" w:hAnsi="Yu Gothic"/>
+          <w:color w:val="4A4A4A"/>
+          <w:sz w:val="17"/>
+          <w:szCs w:val="17"/>
+        </w:rPr>
+        <w:t xml:space="preserve"> を差し替えるだけでよい。- この表の氏名・所在地・電話番号・メールアドレスは、</w:t>
+      </w:r>
+      <w:r>
+        <w:rPr>
+          <w:rFonts w:ascii="Consolas" w:eastAsia="Yu Gothic" w:hAnsi="Consolas"/>
+          <w:color w:val="4A4A4A"/>
+          <w:sz w:val="15"/>
+          <w:szCs w:val="15"/>
+        </w:rPr>
+        <w:t xml:space="preserve">businessInfo.ts</w:t>
+      </w:r>
+      <w:r>
+        <w:rPr>
+          <w:rFonts w:ascii="Yu Gothic" w:eastAsia="Yu Gothic" w:hAnsi="Yu Gothic"/>
+          <w:color w:val="4A4A4A"/>
+          <w:sz w:val="17"/>
+          <w:szCs w:val="17"/>
+        </w:rPr>
+        <w:t xml:space="preserve"> から差し込まれる。</w:t>
+      </w:r>
+      <w:r>
+        <w:rPr>
+          <w:rFonts w:ascii="Yu Gothic" w:eastAsia="Yu Gothic" w:hAnsi="Yu Gothic"/>
+          <w:b/>
+          <w:bCs/>
+          <w:color w:val="4A4A4A"/>
+          <w:sz w:val="17"/>
+          <w:szCs w:val="17"/>
+        </w:rPr>
+        <w:t xml:space="preserve">このファイルに直接書かないこと</w:t>
+      </w:r>
+      <w:r>
+        <w:rPr>
+          <w:rFonts w:ascii="Yu Gothic" w:eastAsia="Yu Gothic" w:hAnsi="Yu Gothic"/>
+          <w:color w:val="4A4A4A"/>
+          <w:sz w:val="17"/>
+          <w:szCs w:val="17"/>
+        </w:rPr>
+        <w:t xml:space="preserve">（利用規約・プライバシーポリシー・資金決済法表示と食い違う）。- </w:t>
+      </w:r>
+      <w:r>
+        <w:rPr>
+          <w:rFonts w:ascii="Yu Gothic" w:eastAsia="Yu Gothic" w:hAnsi="Yu Gothic"/>
+          <w:b/>
+          <w:bCs/>
+          <w:color w:val="4A4A4A"/>
+          <w:sz w:val="17"/>
+          <w:szCs w:val="17"/>
+        </w:rPr>
+        <w:t xml:space="preserve">アプリ内課金（IAP）を使う場合</w:t>
+      </w:r>
+      <w:r>
+        <w:rPr>
+          <w:rFonts w:ascii="Yu Gothic" w:eastAsia="Yu Gothic" w:hAnsi="Yu Gothic"/>
+          <w:color w:val="4A4A4A"/>
+          <w:sz w:val="17"/>
+          <w:szCs w:val="17"/>
+        </w:rPr>
+        <w:t xml:space="preserve">: Apple/Google のIAPを経由する場合、返金・表示のルールはプラットフォーム規約にも従う必要があり、特商法表記との整合を確認すること。- コインの有効期限・払い戻しの範囲は、資金決済法の整理（前払式支払手段該当性）と必ずセットで確定すること。</w:t>
       </w:r>
     </w:p>
     <w:p>
       <w:pPr>
-        <w:spacing w:after="60" w:before="60" w:line="300"/>
+        <w:pBdr>
+          <w:top w:val="single" w:color="F2EFE9" w:sz="2" w:space="6"/>
+          <w:bottom w:val="single" w:color="F2EFE9" w:sz="2" w:space="6"/>
+          <w:left w:val="single" w:color="B9B2A6" w:sz="12" w:space="6"/>
+          <w:right w:val="single" w:color="F2EFE9" w:sz="2" w:space="6"/>
+        </w:pBdr>
+        <w:shd w:fill="F2EFE9" w:color="auto" w:val="clear"/>
+        <w:spacing w:after="160" w:before="120" w:line="260"/>
+        <w:ind w:left="226" w:right="113"/>
       </w:pPr>
       <w:r>
         <w:rPr>
-          <w:rFonts w:ascii="Yu Mincho" w:eastAsia="Yu Mincho" w:hAnsi="Yu Mincho"/>
+          <w:rFonts w:ascii="Yu Gothic" w:eastAsia="Yu Gothic" w:hAnsi="Yu Gothic"/>
+          <w:color w:val="4A4A4A"/>
+          <w:sz w:val="17"/>
+          <w:szCs w:val="17"/>
+        </w:rPr>
+        <w:t xml:space="preserve">---</w:t>
+      </w:r>
+    </w:p>
+    <w:p>
+      <w:pPr>
+        <w:pBdr>
+          <w:top w:val="single" w:color="F2EFE9" w:sz="2" w:space="6"/>
+          <w:bottom w:val="single" w:color="F2EFE9" w:sz="2" w:space="6"/>
+          <w:left w:val="single" w:color="B9B2A6" w:sz="12" w:space="6"/>
+          <w:right w:val="single" w:color="F2EFE9" w:sz="2" w:space="6"/>
+        </w:pBdr>
+        <w:shd w:fill="F2EFE9" w:color="auto" w:val="clear"/>
+        <w:spacing w:after="160" w:before="120" w:line="260"/>
+        <w:ind w:left="226" w:right="113"/>
+      </w:pPr>
+      <w:r>
+        <w:rPr>
+          <w:rFonts w:ascii="Yu Gothic" w:eastAsia="Yu Gothic" w:hAnsi="Yu Gothic"/>
           <w:i/>
           <w:iCs/>
-          <w:color w:val="1A1A1A"/>
-          <w:sz w:val="21"/>
-          <w:szCs w:val="21"/>
+          <w:color w:val="4A4A4A"/>
+          <w:sz w:val="17"/>
+          <w:szCs w:val="17"/>
         </w:rPr>
         <w:t xml:space="preserve">本ドラフトはAIが法務Q&amp;Aの回答を基に作成したたたき台です。公開前に必ず弁護士のレビューを受けてください。</w:t>
+      </w:r>
+      <w:r>
+        <w:rPr>
+          <w:rFonts w:ascii="Yu Gothic" w:eastAsia="Yu Gothic" w:hAnsi="Yu Gothic"/>
+          <w:color w:val="4A4A4A"/>
+          <w:sz w:val="17"/>
+          <w:szCs w:val="17"/>
+        </w:rPr>
+        <w:t xml:space="preserve">〕</w:t>
       </w:r>
     </w:p>
     <w:sectPr>

--- a/docs/legal/word/ピタフレ特定商取引法に基づく表記.docx
+++ b/docs/legal/word/ピタフレ特定商取引法に基づく表記.docx
@@ -1129,7 +1129,142 @@
                 <w:sz w:val="19"/>
                 <w:szCs w:val="19"/>
               </w:rPr>
-              <w:t xml:space="preserve">プレイ時間は、4時間までは30分単位、それ以降は1時間単位で、1件あたり最長10時間です。開始時刻は「今すぐ」または申込時から30分後以降・14日後までの範囲で指定できます。</w:t>
+              <w:t xml:space="preserve">プレイ時間は、4時間までは30分単位、それ以降は1時間単位で、1件あたり最長10時間です。開始時刻は「今すぐ」または申込時から30分後以降・</w:t>
+            </w:r>
+            <w:r>
+              <w:rPr>
+                <w:rFonts w:ascii="Yu Mincho" w:eastAsia="Yu Mincho" w:hAnsi="Yu Mincho"/>
+                <w:b/>
+                <w:bCs/>
+                <w:color w:val="1A1A1A"/>
+                <w:sz w:val="19"/>
+                <w:szCs w:val="19"/>
+              </w:rPr>
+              <w:t xml:space="preserve">35日後まで</w:t>
+            </w:r>
+            <w:r>
+              <w:rPr>
+                <w:rFonts w:ascii="Yu Mincho" w:eastAsia="Yu Mincho" w:hAnsi="Yu Mincho"/>
+                <w:color w:val="1A1A1A"/>
+                <w:sz w:val="19"/>
+                <w:szCs w:val="19"/>
+              </w:rPr>
+              <w:t xml:space="preserve">の範囲で指定できます。</w:t>
+            </w:r>
+          </w:p>
+        </w:tc>
+      </w:tr>
+      <w:tr>
+        <w:trPr>
+          <w:tblHeader w:val="false"/>
+        </w:trPr>
+        <w:tc>
+          <w:tcPr>
+            <w:tcW w:type="dxa" w:w="3953"/>
+            <w:tcMar>
+              <w:top w:type="dxa" w:w="90"/>
+              <w:left w:type="dxa" w:w="120"/>
+              <w:bottom w:type="dxa" w:w="90"/>
+              <w:right w:type="dxa" w:w="120"/>
+            </w:tcMar>
+          </w:tcPr>
+          <w:p>
+            <w:pPr>
+              <w:spacing w:after="0" w:before="0" w:line="280"/>
+            </w:pPr>
+            <w:r>
+              <w:rPr>
+                <w:rFonts w:ascii="Yu Mincho" w:eastAsia="Yu Mincho" w:hAnsi="Yu Mincho"/>
+                <w:color w:val="1A1A1A"/>
+                <w:sz w:val="19"/>
+                <w:szCs w:val="19"/>
+              </w:rPr>
+              <w:t xml:space="preserve">まとめ申込み</w:t>
+            </w:r>
+          </w:p>
+        </w:tc>
+        <w:tc>
+          <w:tcPr>
+            <w:tcW w:type="dxa" w:w="5458"/>
+            <w:tcMar>
+              <w:top w:type="dxa" w:w="90"/>
+              <w:left w:type="dxa" w:w="120"/>
+              <w:bottom w:type="dxa" w:w="90"/>
+              <w:right w:type="dxa" w:w="120"/>
+            </w:tcMar>
+          </w:tcPr>
+          <w:p>
+            <w:pPr>
+              <w:spacing w:after="0" w:before="0" w:line="280"/>
+            </w:pPr>
+            <w:r>
+              <w:rPr>
+                <w:rFonts w:ascii="Yu Mincho" w:eastAsia="Yu Mincho" w:hAnsi="Yu Mincho"/>
+                <w:color w:val="1A1A1A"/>
+                <w:sz w:val="19"/>
+                <w:szCs w:val="19"/>
+              </w:rPr>
+              <w:t xml:space="preserve">同じピタメイトとの</w:t>
+            </w:r>
+            <w:r>
+              <w:rPr>
+                <w:rFonts w:ascii="Yu Mincho" w:eastAsia="Yu Mincho" w:hAnsi="Yu Mincho"/>
+                <w:b/>
+                <w:bCs/>
+                <w:color w:val="1A1A1A"/>
+                <w:sz w:val="19"/>
+                <w:szCs w:val="19"/>
+              </w:rPr>
+              <w:t xml:space="preserve">同じ曜日・時刻の予約を4回分まで一度に申し込め</w:t>
+            </w:r>
+            <w:r>
+              <w:rPr>
+                <w:rFonts w:ascii="Yu Mincho" w:eastAsia="Yu Mincho" w:hAnsi="Yu Mincho"/>
+                <w:color w:val="1A1A1A"/>
+                <w:sz w:val="19"/>
+                <w:szCs w:val="19"/>
+              </w:rPr>
+              <w:t xml:space="preserve">ます。</w:t>
+            </w:r>
+            <w:r>
+              <w:rPr>
+                <w:rFonts w:ascii="Yu Mincho" w:eastAsia="Yu Mincho" w:hAnsi="Yu Mincho"/>
+                <w:b/>
+                <w:bCs/>
+                <w:color w:val="1A1A1A"/>
+                <w:sz w:val="19"/>
+                <w:szCs w:val="19"/>
+              </w:rPr>
+              <w:t xml:space="preserve">1件ずつ独立した予約が成立し、キャンセルと返還も1件ごと</w:t>
+            </w:r>
+            <w:r>
+              <w:rPr>
+                <w:rFonts w:ascii="Yu Mincho" w:eastAsia="Yu Mincho" w:hAnsi="Yu Mincho"/>
+                <w:color w:val="1A1A1A"/>
+                <w:sz w:val="19"/>
+                <w:szCs w:val="19"/>
+              </w:rPr>
+              <w:t xml:space="preserve">に行います（回数券・定期契約ではありません）。申込みの時点で全回分のコインを消費し、</w:t>
+            </w:r>
+            <w:r>
+              <w:rPr>
+                <w:rFonts w:ascii="Yu Mincho" w:eastAsia="Yu Mincho" w:hAnsi="Yu Mincho"/>
+                <w:b/>
+                <w:bCs/>
+                <w:color w:val="1A1A1A"/>
+                <w:sz w:val="19"/>
+                <w:szCs w:val="19"/>
+              </w:rPr>
+              <w:t xml:space="preserve">1件でも成立しない場合は全体が成立せず、コインは全額返還</w:t>
+            </w:r>
+            <w:r>
+              <w:rPr>
+                <w:rFonts w:ascii="Yu Mincho" w:eastAsia="Yu Mincho" w:hAnsi="Yu Mincho"/>
+                <w:color w:val="1A1A1A"/>
+                <w:sz w:val="19"/>
+                <w:szCs w:val="19"/>
+              </w:rPr>
+              <w:t xml:space="preserve">されます。初回お試し割引は1回目のみに適用されます。詳細は利用規約第8条第1の2項をご確認ください。</w:t>
             </w:r>
           </w:p>
         </w:tc>
